--- a/Preguntas_Psicologicas_CompetenciasConductuales.docx
+++ b/Preguntas_Psicologicas_CompetenciasConductuales.docx
@@ -3,6 +3,7 @@
 <w:document xmlns:wpc="http://schemas.microsoft.com/office/word/2010/wordprocessingCanvas" xmlns:cx="http://schemas.microsoft.com/office/drawing/2014/chartex" xmlns:cx1="http://schemas.microsoft.com/office/drawing/2015/9/8/chartex" xmlns:cx2="http://schemas.microsoft.com/office/drawing/2015/10/21/chartex" xmlns:cx3="http://schemas.microsoft.com/office/drawing/2016/5/9/chartex" xmlns:cx4="http://schemas.microsoft.com/office/drawing/2016/5/10/chartex" xmlns:cx5="http://schemas.microsoft.com/office/drawing/2016/5/11/chartex" xmlns:cx6="http://schemas.microsoft.com/office/drawing/2016/5/12/chartex" xmlns:cx7="http://schemas.microsoft.com/office/drawing/2016/5/13/chartex" xmlns:cx8="http://schemas.microsoft.com/office/drawing/2016/5/14/chartex" xmlns:mc="http://schemas.openxmlformats.org/markup-compatibility/2006" xmlns:aink="http://schemas.microsoft.com/office/drawing/2016/ink" xmlns:am3d="http://schemas.microsoft.com/office/drawing/2017/model3d" xmlns:o="urn:schemas-microsoft-com:office:office" xmlns:oel="http://schemas.microsoft.com/office/2019/extlst" xmlns:r="http://schemas.openxmlformats.org/officeDocument/2006/relationships" xmlns:m="http://schemas.openxmlformats.org/officeDocument/2006/math" xmlns:v="urn:schemas-microsoft-com:vml" xmlns:wp14="http://schemas.microsoft.com/office/word/2010/wordprocessingDrawing" xmlns:wp="http://schemas.openxmlformats.org/drawingml/2006/wordprocessingDrawing" xmlns:w10="urn:schemas-microsoft-com:office:word" xmlns:w="http://schemas.openxmlformats.org/wordprocessingml/2006/main" xmlns:w14="http://schemas.microsoft.com/office/word/2010/wordml" xmlns:w15="http://schemas.microsoft.com/office/word/2012/wordml" xmlns:w16cex="http://schemas.microsoft.com/office/word/2018/wordml/cex" xmlns:w16cid="http://schemas.microsoft.com/office/word/2016/wordml/cid" xmlns:w16="http://schemas.microsoft.com/office/word/2018/wordml" xmlns:w16du="http://schemas.microsoft.com/office/word/2023/wordml/word16du" xmlns:w16sdtdh="http://schemas.microsoft.com/office/word/2020/wordml/sdtdatahash" xmlns:w16sdtfl="http://schemas.microsoft.com/office/word/2024/wordml/sdtformatlock" xmlns:w16se="http://schemas.microsoft.com/office/word/2015/wordml/symex" xmlns:wpg="http://schemas.microsoft.com/office/word/2010/wordprocessingGroup" xmlns:wpi="http://schemas.microsoft.com/office/word/2010/wordprocessingInk" xmlns:wne="http://schemas.microsoft.com/office/word/2006/wordml" xmlns:wps="http://schemas.microsoft.com/office/word/2010/wordprocessingShape" mc:Ignorable="w14 w15 w16se w16cid w16 w16cex w16sdtdh w16sdtfl w16du wp14">
   <w:body>
     <w:p>
+      <w:bookmarkStart w:id="0" w:name="OLE_LINK1"/>
       <w:r>
         <w:t>TRABAJO EN EQUIPO: COOPERA, PARTICIPA</w:t>
       </w:r>
@@ -67,6 +68,7 @@
         <w:t>OBJETIVOS</w:t>
       </w:r>
     </w:p>
+    <w:bookmarkEnd w:id="0"/>
     <w:p>
       <w:r>
         <w:br w:type="page"/>
@@ -1466,11 +1468,25 @@
       </w:r>
     </w:p>
     <w:p>
-      <w:r>
+      <w:pPr>
+        <w:rPr>
+          <w:lang w:val="en-US"/>
+        </w:rPr>
+      </w:pPr>
+      <w:r>
+        <w:rPr>
+          <w:lang w:val="en-US"/>
+        </w:rPr>
         <w:t>1-c, 2-b, 3-b, 4-b, 5-b, 6-b, 7-b, 8-b, 9-a, 10-b 11-b, 12-b, 13-b, 14-b, 15-a, 16-b, 17-a, 18-a, 19-a, 20-a 21-b, 22-b, 23-b, 24-a, 25-a, 26-b, 27-a, 28-a, 29-a, 30-a</w:t>
       </w:r>
     </w:p>
-    <w:p/>
+    <w:p>
+      <w:pPr>
+        <w:rPr>
+          <w:lang w:val="en-US"/>
+        </w:rPr>
+      </w:pPr>
+    </w:p>
     <w:p>
       <w:pPr>
         <w:rPr>
@@ -3252,6 +3268,7 @@
   <w:style w:type="character" w:default="1" w:styleId="Fuentedeprrafopredeter">
     <w:name w:val="Default Paragraph Font"/>
     <w:uiPriority w:val="1"/>
+    <w:semiHidden/>
     <w:unhideWhenUsed/>
   </w:style>
   <w:style w:type="table" w:default="1" w:styleId="Tablanormal">
